--- a/Notes/Workflow_description.docx
+++ b/Notes/Workflow_description.docx
@@ -2,10 +2,19 @@
 <file path=word/document.xml><?xml version="1.0" encoding="utf-8"?>
 <w:document xmlns:wpc="http://schemas.microsoft.com/office/word/2010/wordprocessingCanvas" xmlns:cx="http://schemas.microsoft.com/office/drawing/2014/chartex" xmlns:cx1="http://schemas.microsoft.com/office/drawing/2015/9/8/chartex" xmlns:cx2="http://schemas.microsoft.com/office/drawing/2015/10/21/chartex" xmlns:cx3="http://schemas.microsoft.com/office/drawing/2016/5/9/chartex" xmlns:cx4="http://schemas.microsoft.com/office/drawing/2016/5/10/chartex" xmlns:cx5="http://schemas.microsoft.com/office/drawing/2016/5/11/chartex" xmlns:cx6="http://schemas.microsoft.com/office/drawing/2016/5/12/chartex" xmlns:cx7="http://schemas.microsoft.com/office/drawing/2016/5/13/chartex" xmlns:cx8="http://schemas.microsoft.com/office/drawing/2016/5/14/chartex" xmlns:mc="http://schemas.openxmlformats.org/markup-compatibility/2006" xmlns:aink="http://schemas.microsoft.com/office/drawing/2016/ink" xmlns:am3d="http://schemas.microsoft.com/office/drawing/2017/model3d" xmlns:o="urn:schemas-microsoft-com:office:office" xmlns:oel="http://schemas.microsoft.com/office/2019/extlst" xmlns:r="http://schemas.openxmlformats.org/officeDocument/2006/relationships" xmlns:m="http://schemas.openxmlformats.org/officeDocument/2006/math" xmlns:v="urn:schemas-microsoft-com:vml" xmlns:wp14="http://schemas.microsoft.com/office/word/2010/wordprocessingDrawing" xmlns:wp="http://schemas.openxmlformats.org/drawingml/2006/wordprocessingDrawing" xmlns:w10="urn:schemas-microsoft-com:office:word" xmlns:w="http://schemas.openxmlformats.org/wordprocessingml/2006/main" xmlns:w14="http://schemas.microsoft.com/office/word/2010/wordml" xmlns:w15="http://schemas.microsoft.com/office/word/2012/wordml" xmlns:w16cex="http://schemas.microsoft.com/office/word/2018/wordml/cex" xmlns:w16cid="http://schemas.microsoft.com/office/word/2016/wordml/cid" xmlns:w16="http://schemas.microsoft.com/office/word/2018/wordml" xmlns:w16du="http://schemas.microsoft.com/office/word/2023/wordml/word16du" xmlns:w16sdtdh="http://schemas.microsoft.com/office/word/2020/wordml/sdtdatahash" xmlns:w16sdtfl="http://schemas.microsoft.com/office/word/2024/wordml/sdtformatlock" xmlns:w16se="http://schemas.microsoft.com/office/word/2015/wordml/symex" xmlns:wpg="http://schemas.microsoft.com/office/word/2010/wordprocessingGroup" xmlns:wpi="http://schemas.microsoft.com/office/word/2010/wordprocessingInk" xmlns:wne="http://schemas.microsoft.com/office/word/2006/wordml" xmlns:wps="http://schemas.microsoft.com/office/word/2010/wordprocessingShape" mc:Ignorable="w14 w15 w16se w16cid w16 w16cex w16sdtdh w16sdtfl w16du wp14">
   <w:body>
-    <w:p/>
     <w:p>
+      <w:pPr>
+        <w:pStyle w:val="ListParagraph"/>
+        <w:numPr>
+          <w:ilvl w:val="0"/>
+          <w:numId w:val="2"/>
+        </w:numPr>
+      </w:pPr>
       <w:r>
-        <w:t>Data Preparation:</w:t>
+        <w:t>Data</w:t>
+      </w:r>
+      <w:r>
+        <w:t>set selection</w:t>
       </w:r>
     </w:p>
     <w:p>
@@ -13,11 +22,11 @@
         <w:pStyle w:val="ListParagraph"/>
         <w:numPr>
           <w:ilvl w:val="0"/>
-          <w:numId w:val="1"/>
+          <w:numId w:val="2"/>
         </w:numPr>
       </w:pPr>
       <w:r>
-        <w:t>Download datasets for daily precipitation from 1990-01-01 to 2019-01-01</w:t>
+        <w:t>Clean station observations</w:t>
       </w:r>
     </w:p>
     <w:p>
@@ -25,12 +34,57 @@
         <w:pStyle w:val="ListParagraph"/>
         <w:numPr>
           <w:ilvl w:val="0"/>
-          <w:numId w:val="1"/>
+          <w:numId w:val="2"/>
         </w:numPr>
       </w:pPr>
       <w:r>
-        <w:t>Merge into a single dataset</w:t>
+        <w:t>Download primary datasets</w:t>
       </w:r>
+    </w:p>
+    <w:p>
+      <w:pPr>
+        <w:pStyle w:val="ListParagraph"/>
+        <w:numPr>
+          <w:ilvl w:val="0"/>
+          <w:numId w:val="2"/>
+        </w:numPr>
+      </w:pPr>
+      <w:r>
+        <w:t>Assess accuracy of primary datasets using observations from selected stations</w:t>
+      </w:r>
+    </w:p>
+    <w:p>
+      <w:pPr>
+        <w:pStyle w:val="ListParagraph"/>
+        <w:numPr>
+          <w:ilvl w:val="0"/>
+          <w:numId w:val="2"/>
+        </w:numPr>
+      </w:pPr>
+      <w:r>
+        <w:t>Download and prepare secondary predictor variables</w:t>
+      </w:r>
+    </w:p>
+    <w:p>
+      <w:pPr>
+        <w:pStyle w:val="ListParagraph"/>
+        <w:numPr>
+          <w:ilvl w:val="0"/>
+          <w:numId w:val="2"/>
+        </w:numPr>
+      </w:pPr>
+      <w:r>
+        <w:t>Divide study area into precipitation zones using weighted k-means clustering (fit a quick rf model to derive weights with all predictor variables and era5L precipitation except ordinary kriging prediction)</w:t>
+      </w:r>
+    </w:p>
+    <w:p>
+      <w:pPr>
+        <w:pStyle w:val="ListParagraph"/>
+        <w:numPr>
+          <w:ilvl w:val="0"/>
+          <w:numId w:val="2"/>
+        </w:numPr>
+      </w:pPr>
     </w:p>
     <w:sectPr>
       <w:pgSz w:w="12240" w:h="15840"/>
@@ -133,8 +187,100 @@
       </w:pPr>
     </w:lvl>
   </w:abstractNum>
+  <w:abstractNum w:abstractNumId="1" w15:restartNumberingAfterBreak="0">
+    <w:nsid w:val="4E960B3C"/>
+    <w:multiLevelType w:val="hybridMultilevel"/>
+    <w:tmpl w:val="AE36CA24"/>
+    <w:lvl w:ilvl="0" w:tplc="0409000F">
+      <w:start w:val="1"/>
+      <w:numFmt w:val="decimal"/>
+      <w:lvlText w:val="%1."/>
+      <w:lvlJc w:val="left"/>
+      <w:pPr>
+        <w:ind w:left="720" w:hanging="360"/>
+      </w:pPr>
+      <w:rPr>
+        <w:rFonts w:hint="default"/>
+      </w:rPr>
+    </w:lvl>
+    <w:lvl w:ilvl="1" w:tplc="04090019" w:tentative="1">
+      <w:start w:val="1"/>
+      <w:numFmt w:val="lowerLetter"/>
+      <w:lvlText w:val="%2."/>
+      <w:lvlJc w:val="left"/>
+      <w:pPr>
+        <w:ind w:left="1440" w:hanging="360"/>
+      </w:pPr>
+    </w:lvl>
+    <w:lvl w:ilvl="2" w:tplc="0409001B" w:tentative="1">
+      <w:start w:val="1"/>
+      <w:numFmt w:val="lowerRoman"/>
+      <w:lvlText w:val="%3."/>
+      <w:lvlJc w:val="right"/>
+      <w:pPr>
+        <w:ind w:left="2160" w:hanging="180"/>
+      </w:pPr>
+    </w:lvl>
+    <w:lvl w:ilvl="3" w:tplc="0409000F" w:tentative="1">
+      <w:start w:val="1"/>
+      <w:numFmt w:val="decimal"/>
+      <w:lvlText w:val="%4."/>
+      <w:lvlJc w:val="left"/>
+      <w:pPr>
+        <w:ind w:left="2880" w:hanging="360"/>
+      </w:pPr>
+    </w:lvl>
+    <w:lvl w:ilvl="4" w:tplc="04090019" w:tentative="1">
+      <w:start w:val="1"/>
+      <w:numFmt w:val="lowerLetter"/>
+      <w:lvlText w:val="%5."/>
+      <w:lvlJc w:val="left"/>
+      <w:pPr>
+        <w:ind w:left="3600" w:hanging="360"/>
+      </w:pPr>
+    </w:lvl>
+    <w:lvl w:ilvl="5" w:tplc="0409001B" w:tentative="1">
+      <w:start w:val="1"/>
+      <w:numFmt w:val="lowerRoman"/>
+      <w:lvlText w:val="%6."/>
+      <w:lvlJc w:val="right"/>
+      <w:pPr>
+        <w:ind w:left="4320" w:hanging="180"/>
+      </w:pPr>
+    </w:lvl>
+    <w:lvl w:ilvl="6" w:tplc="0409000F" w:tentative="1">
+      <w:start w:val="1"/>
+      <w:numFmt w:val="decimal"/>
+      <w:lvlText w:val="%7."/>
+      <w:lvlJc w:val="left"/>
+      <w:pPr>
+        <w:ind w:left="5040" w:hanging="360"/>
+      </w:pPr>
+    </w:lvl>
+    <w:lvl w:ilvl="7" w:tplc="04090019" w:tentative="1">
+      <w:start w:val="1"/>
+      <w:numFmt w:val="lowerLetter"/>
+      <w:lvlText w:val="%8."/>
+      <w:lvlJc w:val="left"/>
+      <w:pPr>
+        <w:ind w:left="5760" w:hanging="360"/>
+      </w:pPr>
+    </w:lvl>
+    <w:lvl w:ilvl="8" w:tplc="0409001B" w:tentative="1">
+      <w:start w:val="1"/>
+      <w:numFmt w:val="lowerRoman"/>
+      <w:lvlText w:val="%9."/>
+      <w:lvlJc w:val="right"/>
+      <w:pPr>
+        <w:ind w:left="6480" w:hanging="180"/>
+      </w:pPr>
+    </w:lvl>
+  </w:abstractNum>
   <w:num w:numId="1" w16cid:durableId="1553270481">
     <w:abstractNumId w:val="0"/>
+  </w:num>
+  <w:num w:numId="2" w16cid:durableId="1488278402">
+    <w:abstractNumId w:val="1"/>
   </w:num>
 </w:numbering>
 </file>
